--- a/files/ENT142-Syllabus-Suggested.docx
+++ b/files/ENT142-Syllabus-Suggested.docx
@@ -5993,7 +5993,7 @@
           <w:sz w:val="24"/>
           <w:szCs w:val="24"/>
         </w:rPr>
-        <w:t xml:space="preserve">This course will be structured as a weekly 2-hour lab. Each lab opens with a short concept and continues with a named, hands-on experiential activity (Section 4). Teams build and test their own minimum viable product, test it with real users at a live Innovation Exhibition, and keep a teamwork log with rotating roles. Guest speakers and workshops: a product designer or startup founder talk; a rapid prototyping and MVP workshop; the MVP Challenge and live Innovation Exhibition. Teams may work on a challenge published by a CUD partner through the CUD Incubator and are encouraged to enter hackathons, innovation challenges and competitions at CUD and UAE level. Materials follow Universal Design for Learning (simplified Easy view, read-aloud, step-by-step task cards and a choice of how to show learning); individual adjustments follow CUD's student-support process.</w:t>
+        <w:t xml:space="preserve">The course is taught as a weekly 2-hour lab (0-2-1). Each lab opens with a short concept from the readings and continues with one hands-on activity (Section 4). Teams build and test their own minimum viable product, test it with real users at a live Innovation Exhibition, and keep a teamwork log with rotating roles. Some labs may include a short contribution from a practising entrepreneur, a product designer or a CUD Incubator partner, within the scheduled class time; this does not add contact hours and does not replace the lab. Teams may work on a challenge published by a CUD partner through the CUD Incubator and are encouraged to enter hackathons, innovation challenges and competitions at CUD and UAE level. Materials follow Universal Design for Learning (simplified Easy view, read-aloud, step-by-step task cards and a choice of how to show learning); individual adjustments follow CUD's student-support process.</w:t>
       </w:r>
     </w:p>
     <w:p>
@@ -7440,7 +7440,7 @@
           <w:szCs w:val="24"/>
           <w:b w:val="0"/>
         </w:rPr>
-        <w:t xml:space="preserve">We believed → we tested → users showed → we learned → therefore. Individual evidence defense.</w:t>
+        <w:t xml:space="preserve">We believed → we tested → users showed → we learned → therefore. Each member explains one part, with evidence.</w:t>
       </w:r>
     </w:p>
     <w:p>
@@ -11658,7 +11658,7 @@
                 <w:sz w:val="18"/>
                 <w:szCs w:val="18"/>
               </w:rPr>
-              <w:t xml:space="preserve">Defense (5 marks)</w:t>
+              <w:t xml:space="preserve">Explanation (5 marks)</w:t>
             </w:r>
           </w:p>
         </w:tc>

--- a/files/ENT142-Syllabus-Suggested.docx
+++ b/files/ENT142-Syllabus-Suggested.docx
@@ -609,13 +609,13 @@
             <w:r>
               <w:rPr>
                 <w:rFonts w:eastAsia="Times New Roman" w:cstheme="minorHAnsi"/>
-                <w:b/>
                 <w:bCs/>
                 <w:sz w:val="24"/>
                 <w:szCs w:val="24"/>
                 <w:lang w:val="en-GB"/>
-              </w:rPr>
-              <w:t>Course Credit:</w:t>
+                <w:b/>
+              </w:rPr>
+              <w:t xml:space="preserve">Course Identity:</w:t>
             </w:r>
           </w:p>
         </w:tc>
@@ -623,6 +623,7 @@
           <w:tcPr>
             <w:tcW w:w="3666" w:type="pct"/>
             <w:gridSpan w:val="4"/>
+            <w:vAlign w:val="center"/>
           </w:tcPr>
           <w:p>
             <w:pPr>
@@ -641,43 +642,7 @@
                 <w:szCs w:val="24"/>
                 <w:lang w:val="en-GB"/>
               </w:rPr>
-              <w:t>0</w:t>
-            </w:r>
-            <w:r>
-              <w:rPr>
-                <w:rFonts w:eastAsia="Times New Roman" w:cstheme="minorHAnsi"/>
-                <w:sz w:val="24"/>
-                <w:szCs w:val="24"/>
-                <w:lang w:val="en-GB"/>
-              </w:rPr>
-              <w:t>-</w:t>
-            </w:r>
-            <w:r>
-              <w:rPr>
-                <w:rFonts w:eastAsia="Times New Roman" w:cstheme="minorHAnsi"/>
-                <w:sz w:val="24"/>
-                <w:szCs w:val="24"/>
-                <w:lang w:val="en-GB"/>
-              </w:rPr>
-              <w:t>2</w:t>
-            </w:r>
-            <w:r>
-              <w:rPr>
-                <w:rFonts w:eastAsia="Times New Roman" w:cstheme="minorHAnsi"/>
-                <w:sz w:val="24"/>
-                <w:szCs w:val="24"/>
-                <w:lang w:val="en-GB"/>
-              </w:rPr>
-              <w:t>-</w:t>
-            </w:r>
-            <w:r>
-              <w:rPr>
-                <w:rFonts w:eastAsia="Times New Roman" w:cstheme="minorHAnsi"/>
-                <w:sz w:val="24"/>
-                <w:szCs w:val="24"/>
-                <w:lang w:val="en-GB"/>
-              </w:rPr>
-              <w:t>1</w:t>
+              <w:t xml:space="preserve">Build &amp; Test · Year 2 of the ENT journey</w:t>
             </w:r>
           </w:p>
         </w:tc>
@@ -712,7 +677,7 @@
                 <w:szCs w:val="24"/>
                 <w:lang w:val="en-GB"/>
               </w:rPr>
-              <w:t>Contact Hours:</w:t>
+              <w:t>Course Credit:</w:t>
             </w:r>
           </w:p>
         </w:tc>
@@ -738,17 +703,60 @@
                 <w:szCs w:val="24"/>
                 <w:lang w:val="en-GB"/>
               </w:rPr>
-              <w:t>Lec [</w:t>
-            </w:r>
-            <w:r>
+              <w:t xml:space="preserve">0-2-1</w:t>
+            </w:r>
+          </w:p>
+        </w:tc>
+      </w:tr>
+      <w:tr>
+        <w:trPr>
+          <w:trHeight w:val="360"/>
+        </w:trPr>
+        <w:tc>
+          <w:tcPr>
+            <w:tcW w:w="1334" w:type="pct"/>
+            <w:vAlign w:val="center"/>
+          </w:tcPr>
+          <w:p>
+            <w:pPr>
+              <w:spacing w:after="0" w:line="240" w:lineRule="auto"/>
+              <w:rPr>
+                <w:rFonts w:eastAsia="Times New Roman" w:cstheme="minorHAnsi"/>
+                <w:b/>
+                <w:bCs/>
+                <w:sz w:val="24"/>
+                <w:szCs w:val="24"/>
+                <w:lang w:val="en-GB"/>
+              </w:rPr>
+            </w:pPr>
+            <w:r>
+              <w:rPr>
+                <w:rFonts w:eastAsia="Times New Roman" w:cstheme="minorHAnsi"/>
+                <w:b/>
+                <w:bCs/>
+                <w:sz w:val="24"/>
+                <w:szCs w:val="24"/>
+                <w:lang w:val="en-GB"/>
+              </w:rPr>
+              <w:t>Contact Hours:</w:t>
+            </w:r>
+          </w:p>
+        </w:tc>
+        <w:tc>
+          <w:tcPr>
+            <w:tcW w:w="3666" w:type="pct"/>
+            <w:gridSpan w:val="4"/>
+          </w:tcPr>
+          <w:p>
+            <w:pPr>
+              <w:spacing w:after="0" w:line="240" w:lineRule="auto"/>
               <w:rPr>
                 <w:rFonts w:eastAsia="Times New Roman" w:cstheme="minorHAnsi"/>
                 <w:sz w:val="24"/>
                 <w:szCs w:val="24"/>
                 <w:lang w:val="en-GB"/>
               </w:rPr>
-              <w:t>0</w:t>
-            </w:r>
+            </w:pPr>
             <w:r>
               <w:rPr>
                 <w:rFonts w:eastAsia="Times New Roman" w:cstheme="minorHAnsi"/>
@@ -756,79 +764,7 @@
                 <w:szCs w:val="24"/>
                 <w:lang w:val="en-GB"/>
               </w:rPr>
-              <w:t>0</w:t>
-            </w:r>
-            <w:r>
-              <w:rPr>
-                <w:rFonts w:eastAsia="Times New Roman" w:cstheme="minorHAnsi"/>
-                <w:sz w:val="24"/>
-                <w:szCs w:val="24"/>
-                <w:lang w:val="en-GB"/>
-              </w:rPr>
-              <w:t xml:space="preserve"> Hrs], </w:t>
-            </w:r>
-            <w:r>
-              <w:rPr>
-                <w:rFonts w:eastAsia="Times New Roman" w:cstheme="minorHAnsi"/>
-                <w:sz w:val="24"/>
-                <w:szCs w:val="24"/>
-                <w:lang w:val="en-GB"/>
-              </w:rPr>
-              <w:t xml:space="preserve">Lab/Non-Lec </w:t>
-            </w:r>
-            <w:r>
-              <w:rPr>
-                <w:rFonts w:eastAsia="Times New Roman" w:cstheme="minorHAnsi"/>
-                <w:sz w:val="24"/>
-                <w:szCs w:val="24"/>
-                <w:lang w:val="en-GB"/>
-              </w:rPr>
-              <w:t>[</w:t>
-            </w:r>
-            <w:r>
-              <w:rPr>
-                <w:rFonts w:eastAsia="Times New Roman" w:cstheme="minorHAnsi"/>
-                <w:sz w:val="24"/>
-                <w:szCs w:val="24"/>
-                <w:lang w:val="en-GB"/>
-              </w:rPr>
-              <w:t>3</w:t>
-            </w:r>
-            <w:r>
-              <w:rPr>
-                <w:rFonts w:eastAsia="Times New Roman" w:cstheme="minorHAnsi"/>
-                <w:sz w:val="24"/>
-                <w:szCs w:val="24"/>
-                <w:lang w:val="en-GB"/>
-              </w:rPr>
-              <w:t>0 Hrs]</w:t>
-            </w:r>
-            <w:r>
-              <w:rPr>
-                <w:rFonts w:eastAsia="Times New Roman" w:cstheme="minorHAnsi"/>
-                <w:sz w:val="24"/>
-                <w:szCs w:val="24"/>
-                <w:lang w:val="en-GB"/>
-              </w:rPr>
-              <w:t xml:space="preserve"> Total: </w:t>
-            </w:r>
-            <w:r>
-              <w:rPr>
-                <w:rFonts w:eastAsia="Times New Roman" w:cstheme="minorHAnsi"/>
-                <w:sz w:val="24"/>
-                <w:szCs w:val="24"/>
-                <w:lang w:val="en-GB"/>
-              </w:rPr>
-              <w:t>30</w:t>
-            </w:r>
-            <w:r>
-              <w:rPr>
-                <w:rFonts w:eastAsia="Times New Roman" w:cstheme="minorHAnsi"/>
-                <w:sz w:val="24"/>
-                <w:szCs w:val="24"/>
-                <w:lang w:val="en-GB"/>
-              </w:rPr>
-              <w:t xml:space="preserve"> Hrs</w:t>
+              <w:t xml:space="preserve">Lec [00 Hrs], Lab/Non-Lec [30 Hrs] Total: 30 Hrs (2-hour lab weekly)</w:t>
             </w:r>
           </w:p>
         </w:tc>
@@ -5977,7 +5913,7 @@
     </w:p>
     <w:p>
       <w:pPr>
-        <w:spacing w:after="0" w:line="240" w:lineRule="auto"/>
+        <w:spacing w:after="120" w:line="240" w:lineRule="auto"/>
         <w:jc w:val="both"/>
         <w:rPr>
           <w:rFonts w:cstheme="minorHAnsi"/>
@@ -5992,8 +5928,471 @@
           <w:color w:val="000000" w:themeColor="text1"/>
           <w:sz w:val="24"/>
           <w:szCs w:val="24"/>
-        </w:rPr>
-        <w:t xml:space="preserve">The course is taught as a weekly 2-hour lab (0-2-1). Each lab opens with a short concept from the readings and continues with one hands-on activity (Section 4). Teams build and test their own minimum viable product, test it with real users at a live Innovation Exhibition, and keep a teamwork log with rotating roles. Some labs may include a short contribution from a practising entrepreneur, a product designer or a CUD Incubator partner, within the scheduled class time; this does not add contact hours and does not replace the lab. Teams may work on a challenge published by a CUD partner through the CUD Incubator and are encouraged to enter hackathons, innovation challenges and competitions at CUD and UAE level. Materials follow Universal Design for Learning (simplified Easy view, read-aloud, step-by-step task cards and a choice of how to show learning); individual adjustments follow CUD's student-support process.</w:t>
+          <w:b w:val="0"/>
+        </w:rPr>
+        <w:t xml:space="preserve">The course is taught as a weekly 2-hour lab (0-2-1). Each lab opens with a short concept from the readings and continues with one hands-on activity (Section 4.1). Teams build and test their own minimum viable product (MVP) and keep a teamwork log with rotating roles.</w:t>
+      </w:r>
+    </w:p>
+    <w:p>
+      <w:pPr>
+        <w:spacing w:after="120" w:line="240" w:lineRule="auto"/>
+        <w:jc w:val="both"/>
+        <w:rPr>
+          <w:rFonts w:cstheme="minorHAnsi"/>
+          <w:color w:val="000000" w:themeColor="text1"/>
+          <w:sz w:val="24"/>
+          <w:szCs w:val="24"/>
+        </w:rPr>
+      </w:pPr>
+      <w:r>
+        <w:rPr>
+          <w:rFonts w:cstheme="minorHAnsi"/>
+          <w:color w:val="000000" w:themeColor="text1"/>
+          <w:sz w:val="24"/>
+          <w:szCs w:val="24"/>
+          <w:b w:val="0"/>
+        </w:rPr>
+        <w:t xml:space="preserve">Some labs may include a short contribution from a practising entrepreneur, a product designer or a CUD Incubator partner, within the scheduled class time; this does not add contact hours and does not replace the lab.</w:t>
+      </w:r>
+    </w:p>
+    <w:p>
+      <w:pPr>
+        <w:spacing w:after="120" w:line="240" w:lineRule="auto"/>
+        <w:jc w:val="both"/>
+        <w:rPr>
+          <w:rFonts w:cstheme="minorHAnsi"/>
+          <w:color w:val="000000" w:themeColor="text1"/>
+          <w:sz w:val="24"/>
+          <w:szCs w:val="24"/>
+        </w:rPr>
+      </w:pPr>
+      <w:r>
+        <w:rPr>
+          <w:rFonts w:cstheme="minorHAnsi"/>
+          <w:color w:val="000000" w:themeColor="text1"/>
+          <w:sz w:val="24"/>
+          <w:szCs w:val="24"/>
+          <w:b w:val="0"/>
+        </w:rPr>
+        <w:t xml:space="preserve">Teams may work on a challenge published by a CUD partner through the CUD Incubator, and are encouraged to enter hackathons, innovation challenges and competitions at CUD and UAE level.</w:t>
+      </w:r>
+    </w:p>
+    <w:p>
+      <w:pPr>
+        <w:spacing w:after="120" w:line="240" w:lineRule="auto"/>
+        <w:jc w:val="both"/>
+        <w:rPr>
+          <w:rFonts w:cstheme="minorHAnsi"/>
+          <w:color w:val="000000" w:themeColor="text1"/>
+          <w:sz w:val="24"/>
+          <w:szCs w:val="24"/>
+        </w:rPr>
+      </w:pPr>
+      <w:r>
+        <w:rPr>
+          <w:rFonts w:cstheme="minorHAnsi"/>
+          <w:color w:val="000000" w:themeColor="text1"/>
+          <w:sz w:val="24"/>
+          <w:szCs w:val="24"/>
+          <w:b/>
+        </w:rPr>
+        <w:t xml:space="preserve">Inclusive learning: </w:t>
+      </w:r>
+      <w:r>
+        <w:rPr>
+          <w:rFonts w:cstheme="minorHAnsi"/>
+          <w:color w:val="000000" w:themeColor="text1"/>
+          <w:sz w:val="24"/>
+          <w:szCs w:val="24"/>
+          <w:b w:val="0"/>
+        </w:rPr>
+        <w:t xml:space="preserve">Materials follow Universal Design for Learning: a simplified Easy view, read-aloud, step-by-step task cards and a choice of how to show learning. Individual adjustments follow CUD's student-support process.</w:t>
+      </w:r>
+    </w:p>
+    <w:p>
+      <w:pPr>
+        <w:spacing w:after="120" w:line="240" w:lineRule="auto"/>
+        <w:jc w:val="both"/>
+        <w:rPr>
+          <w:rFonts w:cstheme="minorHAnsi"/>
+          <w:color w:val="000000" w:themeColor="text1"/>
+          <w:sz w:val="24"/>
+          <w:szCs w:val="24"/>
+        </w:rPr>
+      </w:pPr>
+      <w:r>
+        <w:rPr>
+          <w:rFonts w:cstheme="minorHAnsi"/>
+          <w:color w:val="000000" w:themeColor="text1"/>
+          <w:sz w:val="24"/>
+          <w:szCs w:val="24"/>
+          <w:b/>
+        </w:rPr>
+        <w:t xml:space="preserve">5.1 MVP labs (Weeks 1–4)</w:t>
+      </w:r>
+    </w:p>
+    <w:p>
+      <w:pPr>
+        <w:spacing w:after="120" w:line="240" w:lineRule="auto"/>
+        <w:jc w:val="both"/>
+        <w:rPr>
+          <w:rFonts w:cstheme="minorHAnsi"/>
+          <w:color w:val="000000" w:themeColor="text1"/>
+          <w:sz w:val="24"/>
+          <w:szCs w:val="24"/>
+        </w:rPr>
+      </w:pPr>
+      <w:r>
+        <w:rPr>
+          <w:rFonts w:cstheme="minorHAnsi"/>
+          <w:color w:val="000000" w:themeColor="text1"/>
+          <w:sz w:val="24"/>
+          <w:szCs w:val="24"/>
+          <w:b/>
+        </w:rPr>
+        <w:t xml:space="preserve">Prototype Exhibition (Week 1): </w:t>
+      </w:r>
+      <w:r>
+        <w:rPr>
+          <w:rFonts w:cstheme="minorHAnsi"/>
+          <w:color w:val="000000" w:themeColor="text1"/>
+          <w:sz w:val="24"/>
+          <w:szCs w:val="24"/>
+          <w:b w:val="0"/>
+        </w:rPr>
+        <w:t xml:space="preserve">teams show their ENT 141 prototypes; peers separate core value from unnecessary features.</w:t>
+      </w:r>
+    </w:p>
+    <w:p>
+      <w:pPr>
+        <w:spacing w:after="120" w:line="240" w:lineRule="auto"/>
+        <w:jc w:val="both"/>
+        <w:rPr>
+          <w:rFonts w:cstheme="minorHAnsi"/>
+          <w:color w:val="000000" w:themeColor="text1"/>
+          <w:sz w:val="24"/>
+          <w:szCs w:val="24"/>
+        </w:rPr>
+      </w:pPr>
+      <w:r>
+        <w:rPr>
+          <w:rFonts w:cstheme="minorHAnsi"/>
+          <w:color w:val="000000" w:themeColor="text1"/>
+          <w:sz w:val="24"/>
+          <w:szCs w:val="24"/>
+          <w:b/>
+        </w:rPr>
+        <w:t xml:space="preserve">Riskiest Assumption (Week 2): </w:t>
+      </w:r>
+      <w:r>
+        <w:rPr>
+          <w:rFonts w:cstheme="minorHAnsi"/>
+          <w:color w:val="000000" w:themeColor="text1"/>
+          <w:sz w:val="24"/>
+          <w:szCs w:val="24"/>
+          <w:b w:val="0"/>
+        </w:rPr>
+        <w:t xml:space="preserve">what must be true for the venture to work, and what the MVP must test. Teams may study the first MVP of a CUD Incubator startup.</w:t>
+      </w:r>
+    </w:p>
+    <w:p>
+      <w:pPr>
+        <w:spacing w:after="120" w:line="240" w:lineRule="auto"/>
+        <w:jc w:val="both"/>
+        <w:rPr>
+          <w:rFonts w:cstheme="minorHAnsi"/>
+          <w:color w:val="000000" w:themeColor="text1"/>
+          <w:sz w:val="24"/>
+          <w:szCs w:val="24"/>
+        </w:rPr>
+      </w:pPr>
+      <w:r>
+        <w:rPr>
+          <w:rFonts w:cstheme="minorHAnsi"/>
+          <w:color w:val="000000" w:themeColor="text1"/>
+          <w:sz w:val="24"/>
+          <w:szCs w:val="24"/>
+          <w:b/>
+        </w:rPr>
+        <w:t xml:space="preserve">Build Sprint and Break My MVP (Weeks 3–4): </w:t>
+      </w:r>
+      <w:r>
+        <w:rPr>
+          <w:rFonts w:cstheme="minorHAnsi"/>
+          <w:color w:val="000000" w:themeColor="text1"/>
+          <w:sz w:val="24"/>
+          <w:szCs w:val="24"/>
+          <w:b w:val="0"/>
+        </w:rPr>
+        <w:t xml:space="preserve">hands-on building with founder check-ins, then peer teams stress-test the MVP.</w:t>
+      </w:r>
+    </w:p>
+    <w:p>
+      <w:pPr>
+        <w:spacing w:after="120" w:line="240" w:lineRule="auto"/>
+        <w:jc w:val="both"/>
+        <w:rPr>
+          <w:rFonts w:cstheme="minorHAnsi"/>
+          <w:color w:val="000000" w:themeColor="text1"/>
+          <w:sz w:val="24"/>
+          <w:szCs w:val="24"/>
+        </w:rPr>
+      </w:pPr>
+      <w:r>
+        <w:rPr>
+          <w:rFonts w:cstheme="minorHAnsi"/>
+          <w:color w:val="000000" w:themeColor="text1"/>
+          <w:sz w:val="24"/>
+          <w:szCs w:val="24"/>
+          <w:b/>
+        </w:rPr>
+        <w:t xml:space="preserve">5.2 Live testing and evidence (Weeks 5–11)</w:t>
+      </w:r>
+    </w:p>
+    <w:p>
+      <w:pPr>
+        <w:spacing w:after="120" w:line="240" w:lineRule="auto"/>
+        <w:jc w:val="both"/>
+        <w:rPr>
+          <w:rFonts w:cstheme="minorHAnsi"/>
+          <w:color w:val="000000" w:themeColor="text1"/>
+          <w:sz w:val="24"/>
+          <w:szCs w:val="24"/>
+        </w:rPr>
+      </w:pPr>
+      <w:r>
+        <w:rPr>
+          <w:rFonts w:cstheme="minorHAnsi"/>
+          <w:color w:val="000000" w:themeColor="text1"/>
+          <w:sz w:val="24"/>
+          <w:szCs w:val="24"/>
+          <w:b/>
+        </w:rPr>
+        <w:t xml:space="preserve">Prepare (Week 5): </w:t>
+      </w:r>
+      <w:r>
+        <w:rPr>
+          <w:rFonts w:cstheme="minorHAnsi"/>
+          <w:color w:val="000000" w:themeColor="text1"/>
+          <w:sz w:val="24"/>
+          <w:szCs w:val="24"/>
+          <w:b w:val="0"/>
+        </w:rPr>
+        <w:t xml:space="preserve">hypotheses, observation sheets, feedback cards, stall design, visitor roles and a 30-second explanation.</w:t>
+      </w:r>
+    </w:p>
+    <w:p>
+      <w:pPr>
+        <w:spacing w:after="120" w:line="240" w:lineRule="auto"/>
+        <w:jc w:val="both"/>
+        <w:rPr>
+          <w:rFonts w:cstheme="minorHAnsi"/>
+          <w:color w:val="000000" w:themeColor="text1"/>
+          <w:sz w:val="24"/>
+          <w:szCs w:val="24"/>
+        </w:rPr>
+      </w:pPr>
+      <w:r>
+        <w:rPr>
+          <w:rFonts w:cstheme="minorHAnsi"/>
+          <w:color w:val="000000" w:themeColor="text1"/>
+          <w:sz w:val="24"/>
+          <w:szCs w:val="24"/>
+          <w:b/>
+        </w:rPr>
+        <w:t xml:space="preserve">Live Exhibition (Week 6): </w:t>
+      </w:r>
+      <w:r>
+        <w:rPr>
+          <w:rFonts w:cstheme="minorHAnsi"/>
+          <w:color w:val="000000" w:themeColor="text1"/>
+          <w:sz w:val="24"/>
+          <w:szCs w:val="24"/>
+          <w:b w:val="0"/>
+        </w:rPr>
+        <w:t xml:space="preserve">real users interact with the MVP; the instructor observes individual participation.</w:t>
+      </w:r>
+    </w:p>
+    <w:p>
+      <w:pPr>
+        <w:spacing w:after="120" w:line="240" w:lineRule="auto"/>
+        <w:jc w:val="both"/>
+        <w:rPr>
+          <w:rFonts w:cstheme="minorHAnsi"/>
+          <w:color w:val="000000" w:themeColor="text1"/>
+          <w:sz w:val="24"/>
+          <w:szCs w:val="24"/>
+        </w:rPr>
+      </w:pPr>
+      <w:r>
+        <w:rPr>
+          <w:rFonts w:cstheme="minorHAnsi"/>
+          <w:color w:val="000000" w:themeColor="text1"/>
+          <w:sz w:val="24"/>
+          <w:szCs w:val="24"/>
+          <w:b/>
+        </w:rPr>
+        <w:t xml:space="preserve">Analyse (Weeks 7–11): </w:t>
+      </w:r>
+      <w:r>
+        <w:rPr>
+          <w:rFonts w:cstheme="minorHAnsi"/>
+          <w:color w:val="000000" w:themeColor="text1"/>
+          <w:sz w:val="24"/>
+          <w:szCs w:val="24"/>
+          <w:b w:val="0"/>
+        </w:rPr>
+        <w:t xml:space="preserve">Feedback Detective, Build–Measure–Learn presentation, DFV Evidence Wall, Customer Evidence Court and Startup Reality Check.</w:t>
+      </w:r>
+    </w:p>
+    <w:p>
+      <w:pPr>
+        <w:spacing w:after="120" w:line="240" w:lineRule="auto"/>
+        <w:jc w:val="both"/>
+        <w:rPr>
+          <w:rFonts w:cstheme="minorHAnsi"/>
+          <w:color w:val="000000" w:themeColor="text1"/>
+          <w:sz w:val="24"/>
+          <w:szCs w:val="24"/>
+        </w:rPr>
+      </w:pPr>
+      <w:r>
+        <w:rPr>
+          <w:rFonts w:cstheme="minorHAnsi"/>
+          <w:color w:val="000000" w:themeColor="text1"/>
+          <w:sz w:val="24"/>
+          <w:szCs w:val="24"/>
+          <w:b/>
+        </w:rPr>
+        <w:t xml:space="preserve">5.3 Pitch training and pitch events (Weeks 13–16)</w:t>
+      </w:r>
+    </w:p>
+    <w:p>
+      <w:pPr>
+        <w:spacing w:after="120" w:line="240" w:lineRule="auto"/>
+        <w:jc w:val="both"/>
+        <w:rPr>
+          <w:rFonts w:cstheme="minorHAnsi"/>
+          <w:color w:val="000000" w:themeColor="text1"/>
+          <w:sz w:val="24"/>
+          <w:szCs w:val="24"/>
+        </w:rPr>
+      </w:pPr>
+      <w:r>
+        <w:rPr>
+          <w:rFonts w:cstheme="minorHAnsi"/>
+          <w:color w:val="000000" w:themeColor="text1"/>
+          <w:sz w:val="24"/>
+          <w:szCs w:val="24"/>
+          <w:b/>
+        </w:rPr>
+        <w:t xml:space="preserve">Training (Week 13): </w:t>
+      </w:r>
+      <w:r>
+        <w:rPr>
+          <w:rFonts w:cstheme="minorHAnsi"/>
+          <w:color w:val="000000" w:themeColor="text1"/>
+          <w:sz w:val="24"/>
+          <w:szCs w:val="24"/>
+          <w:b w:val="0"/>
+        </w:rPr>
+        <w:t xml:space="preserve">60-second no-slide pitch, then a pitch carousel to different audiences, improving after every round.</w:t>
+      </w:r>
+    </w:p>
+    <w:p>
+      <w:pPr>
+        <w:spacing w:after="120" w:line="240" w:lineRule="auto"/>
+        <w:jc w:val="both"/>
+        <w:rPr>
+          <w:rFonts w:cstheme="minorHAnsi"/>
+          <w:color w:val="000000" w:themeColor="text1"/>
+          <w:sz w:val="24"/>
+          <w:szCs w:val="24"/>
+        </w:rPr>
+      </w:pPr>
+      <w:r>
+        <w:rPr>
+          <w:rFonts w:cstheme="minorHAnsi"/>
+          <w:color w:val="000000" w:themeColor="text1"/>
+          <w:sz w:val="24"/>
+          <w:szCs w:val="24"/>
+          <w:b/>
+        </w:rPr>
+        <w:t xml:space="preserve">Pitch Events I and II (Weeks 14–15): </w:t>
+      </w:r>
+      <w:r>
+        <w:rPr>
+          <w:rFonts w:cstheme="minorHAnsi"/>
+          <w:color w:val="000000" w:themeColor="text1"/>
+          <w:sz w:val="24"/>
+          <w:szCs w:val="24"/>
+          <w:b w:val="0"/>
+        </w:rPr>
+        <w:t xml:space="preserve">teams pitch to an academic and external panel; individual questions check understanding.</w:t>
+      </w:r>
+    </w:p>
+    <w:p>
+      <w:pPr>
+        <w:spacing w:after="120" w:line="240" w:lineRule="auto"/>
+        <w:jc w:val="both"/>
+        <w:rPr>
+          <w:rFonts w:cstheme="minorHAnsi"/>
+          <w:color w:val="000000" w:themeColor="text1"/>
+          <w:sz w:val="24"/>
+          <w:szCs w:val="24"/>
+        </w:rPr>
+      </w:pPr>
+      <w:r>
+        <w:rPr>
+          <w:rFonts w:cstheme="minorHAnsi"/>
+          <w:color w:val="000000" w:themeColor="text1"/>
+          <w:sz w:val="24"/>
+          <w:szCs w:val="24"/>
+          <w:b/>
+        </w:rPr>
+        <w:t xml:space="preserve">Peer investor scorecard: </w:t>
+      </w:r>
+      <w:r>
+        <w:rPr>
+          <w:rFonts w:cstheme="minorHAnsi"/>
+          <w:color w:val="000000" w:themeColor="text1"/>
+          <w:sz w:val="24"/>
+          <w:szCs w:val="24"/>
+          <w:b w:val="0"/>
+        </w:rPr>
+        <w:t xml:space="preserve">students invest CUD Coins in other teams (not their own, at most 40% in one team). Coins are not graded; the pitch is graded on the rubric.</w:t>
+      </w:r>
+    </w:p>
+    <w:p>
+      <w:pPr>
+        <w:spacing w:after="120" w:line="240" w:lineRule="auto"/>
+        <w:jc w:val="both"/>
+        <w:rPr>
+          <w:rFonts w:cstheme="minorHAnsi"/>
+          <w:color w:val="000000" w:themeColor="text1"/>
+          <w:sz w:val="24"/>
+          <w:szCs w:val="24"/>
+        </w:rPr>
+      </w:pPr>
+      <w:r>
+        <w:rPr>
+          <w:rFonts w:cstheme="minorHAnsi"/>
+          <w:color w:val="000000" w:themeColor="text1"/>
+          <w:sz w:val="24"/>
+          <w:szCs w:val="24"/>
+          <w:b/>
+        </w:rPr>
+        <w:t xml:space="preserve">Founder Learning Session (Week 16): </w:t>
+      </w:r>
+      <w:r>
+        <w:rPr>
+          <w:rFonts w:cstheme="minorHAnsi"/>
+          <w:color w:val="000000" w:themeColor="text1"/>
+          <w:sz w:val="24"/>
+          <w:szCs w:val="24"/>
+          <w:b w:val="0"/>
+        </w:rPr>
+        <w:t xml:space="preserve">what did the market prove us wrong about? The answer feeds the individual reflection.</w:t>
       </w:r>
     </w:p>
     <w:p>
@@ -9891,7 +10290,7 @@
                 <w:sz w:val="18"/>
                 <w:szCs w:val="18"/>
               </w:rPr>
-              <w:t xml:space="preserve">Excellent (100 – 81%)</w:t>
+              <w:t xml:space="preserve">Excellent (100–81%)</w:t>
             </w:r>
           </w:p>
         </w:tc>
@@ -9918,7 +10317,7 @@
                 <w:sz w:val="18"/>
                 <w:szCs w:val="18"/>
               </w:rPr>
-              <w:t xml:space="preserve">Good (80 – 61%)</w:t>
+              <w:t xml:space="preserve">Good (80–61%)</w:t>
             </w:r>
           </w:p>
         </w:tc>
@@ -9946,7 +10345,7 @@
                 <w:sz w:val="18"/>
                 <w:szCs w:val="18"/>
               </w:rPr>
-              <w:t xml:space="preserve">Developing (60 – 41%)</w:t>
+              <w:t xml:space="preserve">Developing (60–41%)</w:t>
             </w:r>
           </w:p>
         </w:tc>
@@ -9974,7 +10373,7 @@
                 <w:sz w:val="18"/>
                 <w:szCs w:val="18"/>
               </w:rPr>
-              <w:t xml:space="preserve">Weak (40 – 0%)</w:t>
+              <w:t xml:space="preserve">Weak (40–0%)</w:t>
             </w:r>
           </w:p>
         </w:tc>
@@ -10911,7 +11310,7 @@
                 <w:sz w:val="18"/>
                 <w:szCs w:val="18"/>
               </w:rPr>
-              <w:t xml:space="preserve">Excellent (100 – 81%)</w:t>
+              <w:t xml:space="preserve">Excellent (100–81%)</w:t>
             </w:r>
           </w:p>
         </w:tc>
@@ -10938,7 +11337,7 @@
                 <w:sz w:val="18"/>
                 <w:szCs w:val="18"/>
               </w:rPr>
-              <w:t xml:space="preserve">Good (80 – 61%)</w:t>
+              <w:t xml:space="preserve">Good (80–61%)</w:t>
             </w:r>
           </w:p>
         </w:tc>
@@ -10966,7 +11365,7 @@
                 <w:sz w:val="18"/>
                 <w:szCs w:val="18"/>
               </w:rPr>
-              <w:t xml:space="preserve">Developing (60 – 41%)</w:t>
+              <w:t xml:space="preserve">Developing (60–41%)</w:t>
             </w:r>
           </w:p>
         </w:tc>
@@ -10994,7 +11393,7 @@
                 <w:sz w:val="18"/>
                 <w:szCs w:val="18"/>
               </w:rPr>
-              <w:t xml:space="preserve">Weak (40 – 0%)</w:t>
+              <w:t xml:space="preserve">Weak (40–0%)</w:t>
             </w:r>
           </w:p>
         </w:tc>
@@ -11931,7 +12330,7 @@
                 <w:sz w:val="18"/>
                 <w:szCs w:val="18"/>
               </w:rPr>
-              <w:t xml:space="preserve">Excellent (100 – 81%)</w:t>
+              <w:t xml:space="preserve">Excellent (100–81%)</w:t>
             </w:r>
           </w:p>
         </w:tc>
@@ -11958,7 +12357,7 @@
                 <w:sz w:val="18"/>
                 <w:szCs w:val="18"/>
               </w:rPr>
-              <w:t xml:space="preserve">Good (80 – 61%)</w:t>
+              <w:t xml:space="preserve">Good (80–61%)</w:t>
             </w:r>
           </w:p>
         </w:tc>
@@ -11986,7 +12385,7 @@
                 <w:sz w:val="18"/>
                 <w:szCs w:val="18"/>
               </w:rPr>
-              <w:t xml:space="preserve">Developing (60 – 41%)</w:t>
+              <w:t xml:space="preserve">Developing (60–41%)</w:t>
             </w:r>
           </w:p>
         </w:tc>
@@ -12014,7 +12413,7 @@
                 <w:sz w:val="18"/>
                 <w:szCs w:val="18"/>
               </w:rPr>
-              <w:t xml:space="preserve">Weak (40 – 0%)</w:t>
+              <w:t xml:space="preserve">Weak (40–0%)</w:t>
             </w:r>
           </w:p>
         </w:tc>
@@ -12951,7 +13350,7 @@
                 <w:sz w:val="18"/>
                 <w:szCs w:val="18"/>
               </w:rPr>
-              <w:t xml:space="preserve">Excellent (100 – 81%)</w:t>
+              <w:t xml:space="preserve">Excellent (100–81%)</w:t>
             </w:r>
           </w:p>
         </w:tc>
@@ -12978,7 +13377,7 @@
                 <w:sz w:val="18"/>
                 <w:szCs w:val="18"/>
               </w:rPr>
-              <w:t xml:space="preserve">Good (80 – 61%)</w:t>
+              <w:t xml:space="preserve">Good (80–61%)</w:t>
             </w:r>
           </w:p>
         </w:tc>
@@ -13006,7 +13405,7 @@
                 <w:sz w:val="18"/>
                 <w:szCs w:val="18"/>
               </w:rPr>
-              <w:t xml:space="preserve">Developing (60 – 41%)</w:t>
+              <w:t xml:space="preserve">Developing (60–41%)</w:t>
             </w:r>
           </w:p>
         </w:tc>
@@ -13034,7 +13433,7 @@
                 <w:sz w:val="18"/>
                 <w:szCs w:val="18"/>
               </w:rPr>
-              <w:t xml:space="preserve">Weak (40 – 0%)</w:t>
+              <w:t xml:space="preserve">Weak (40–0%)</w:t>
             </w:r>
           </w:p>
         </w:tc>

--- a/files/ENT142-Syllabus-Suggested.docx
+++ b/files/ENT142-Syllabus-Suggested.docx
@@ -6006,7 +6006,7 @@
           <w:szCs w:val="24"/>
           <w:b w:val="0"/>
         </w:rPr>
-        <w:t xml:space="preserve">Materials follow Universal Design for Learning: a simplified Easy view, read-aloud, step-by-step task cards and a choice of how to show learning. Individual adjustments follow CUD's student-support process.</w:t>
+        <w:t xml:space="preserve">Materials follow Universal Design for Learning. An Easy version of every lecture, lab, worksheet and assignment gives short numbered steps, a sentence starter, read-aloud and one part at a time, and students may show their learning by drawing, speaking or writing. Individual adjustments follow CUD's student-support process.</w:t>
       </w:r>
     </w:p>
     <w:p>

--- a/files/ENT142-Syllabus-Suggested.docx
+++ b/files/ENT142-Syllabus-Suggested.docx
@@ -642,7 +642,7 @@
                 <w:szCs w:val="24"/>
                 <w:lang w:val="en-GB"/>
               </w:rPr>
-              <w:t xml:space="preserve">Build &amp; Test · Year 2 of the ENT journey</w:t>
+              <w:t xml:space="preserve">Build &amp; Test · Semester 2 of the ENT journey</w:t>
             </w:r>
           </w:p>
         </w:tc>
